--- a/doc/QuickNV驱动_海康设备网络/[QuickNV驱动_海康设备网络]部署配置指南.docx
+++ b/doc/QuickNV驱动_海康设备网络/[QuickNV驱动_海康设备网络]部署配置指南.docx
@@ -50,16 +50,14 @@
         </w:rPr>
         <w:t>部署镜像，创建容器</w:t>
       </w:r>
-      <w:bookmarkStart w:id="0" w:name="_GoBack"/>
-      <w:bookmarkEnd w:id="0"/>
     </w:p>
     <w:p>
       <w:r>
         <w:drawing>
           <wp:inline distT="0" distB="0" distL="114300" distR="114300">
-            <wp:extent cx="5270500" cy="3037840"/>
-            <wp:effectExtent l="0" t="0" r="6350" b="635"/>
-            <wp:docPr id="2" name="图片 1"/>
+            <wp:extent cx="5262880" cy="3157855"/>
+            <wp:effectExtent l="0" t="0" r="4445" b="4445"/>
+            <wp:docPr id="7" name="图片 1"/>
             <wp:cNvGraphicFramePr>
               <a:graphicFrameLocks xmlns:a="http://schemas.openxmlformats.org/drawingml/2006/main" noChangeAspect="1"/>
             </wp:cNvGraphicFramePr>
@@ -67,7 +65,7 @@
               <a:graphicData uri="http://schemas.openxmlformats.org/drawingml/2006/picture">
                 <pic:pic xmlns:pic="http://schemas.openxmlformats.org/drawingml/2006/picture">
                   <pic:nvPicPr>
-                    <pic:cNvPr id="2" name="图片 1"/>
+                    <pic:cNvPr id="7" name="图片 1"/>
                     <pic:cNvPicPr>
                       <a:picLocks noChangeAspect="1"/>
                     </pic:cNvPicPr>
@@ -81,7 +79,7 @@
                   <pic:spPr>
                     <a:xfrm>
                       <a:off x="0" y="0"/>
-                      <a:ext cx="5270500" cy="3037840"/>
+                      <a:ext cx="5262880" cy="3157855"/>
                     </a:xfrm>
                     <a:prstGeom prst="rect">
                       <a:avLst/>
@@ -98,13 +96,20 @@
         </w:drawing>
       </w:r>
     </w:p>
-    <w:p>
+    <w:p/>
+    <w:p>
+      <w:pPr>
+        <w:rPr>
+          <w:rFonts w:hint="default"/>
+          <w:lang w:val="en-US" w:eastAsia="zh-CN"/>
+        </w:rPr>
+      </w:pPr>
       <w:r>
         <w:drawing>
           <wp:inline distT="0" distB="0" distL="114300" distR="114300">
-            <wp:extent cx="5270500" cy="3037840"/>
-            <wp:effectExtent l="0" t="0" r="6350" b="635"/>
-            <wp:docPr id="3" name="图片 2"/>
+            <wp:extent cx="5262880" cy="3157855"/>
+            <wp:effectExtent l="0" t="0" r="4445" b="4445"/>
+            <wp:docPr id="8" name="图片 2"/>
             <wp:cNvGraphicFramePr>
               <a:graphicFrameLocks xmlns:a="http://schemas.openxmlformats.org/drawingml/2006/main" noChangeAspect="1"/>
             </wp:cNvGraphicFramePr>
@@ -112,7 +117,7 @@
               <a:graphicData uri="http://schemas.openxmlformats.org/drawingml/2006/picture">
                 <pic:pic xmlns:pic="http://schemas.openxmlformats.org/drawingml/2006/picture">
                   <pic:nvPicPr>
-                    <pic:cNvPr id="3" name="图片 2"/>
+                    <pic:cNvPr id="8" name="图片 2"/>
                     <pic:cNvPicPr>
                       <a:picLocks noChangeAspect="1"/>
                     </pic:cNvPicPr>
@@ -126,7 +131,7 @@
                   <pic:spPr>
                     <a:xfrm>
                       <a:off x="0" y="0"/>
-                      <a:ext cx="5270500" cy="3037840"/>
+                      <a:ext cx="5262880" cy="3157855"/>
                     </a:xfrm>
                     <a:prstGeom prst="rect">
                       <a:avLst/>
@@ -145,14 +150,6 @@
     </w:p>
     <w:p>
       <w:pPr>
-        <w:rPr>
-          <w:rFonts w:hint="default"/>
-          <w:lang w:val="en-US" w:eastAsia="zh-CN"/>
-        </w:rPr>
-      </w:pPr>
-    </w:p>
-    <w:p>
-      <w:pPr>
         <w:pStyle w:val="4"/>
         <w:numPr>
           <w:ilvl w:val="0"/>
@@ -169,16 +166,16 @@
           <w:rFonts w:hint="eastAsia"/>
           <w:lang w:val="en-US" w:eastAsia="zh-CN"/>
         </w:rPr>
-        <w:t>配置弈视频驱动接口</w:t>
+        <w:t>配置QuickNV驱动接口</w:t>
       </w:r>
     </w:p>
     <w:p>
       <w:r>
         <w:drawing>
           <wp:inline distT="0" distB="0" distL="114300" distR="114300">
-            <wp:extent cx="5271770" cy="5340350"/>
-            <wp:effectExtent l="0" t="0" r="5080" b="3175"/>
-            <wp:docPr id="4" name="图片 3"/>
+            <wp:extent cx="5271135" cy="6588760"/>
+            <wp:effectExtent l="0" t="0" r="5715" b="2540"/>
+            <wp:docPr id="9" name="图片 3"/>
             <wp:cNvGraphicFramePr>
               <a:graphicFrameLocks xmlns:a="http://schemas.openxmlformats.org/drawingml/2006/main" noChangeAspect="1"/>
             </wp:cNvGraphicFramePr>
@@ -186,7 +183,7 @@
               <a:graphicData uri="http://schemas.openxmlformats.org/drawingml/2006/picture">
                 <pic:pic xmlns:pic="http://schemas.openxmlformats.org/drawingml/2006/picture">
                   <pic:nvPicPr>
-                    <pic:cNvPr id="4" name="图片 3"/>
+                    <pic:cNvPr id="9" name="图片 3"/>
                     <pic:cNvPicPr>
                       <a:picLocks noChangeAspect="1"/>
                     </pic:cNvPicPr>
@@ -200,7 +197,7 @@
                   <pic:spPr>
                     <a:xfrm>
                       <a:off x="0" y="0"/>
-                      <a:ext cx="5271770" cy="5340350"/>
+                      <a:ext cx="5271135" cy="6588760"/>
                     </a:xfrm>
                     <a:prstGeom prst="rect">
                       <a:avLst/>
@@ -229,7 +226,7 @@
           <w:rFonts w:hint="eastAsia"/>
           <w:lang w:val="en-US" w:eastAsia="zh-CN"/>
         </w:rPr>
-        <w:t>如果驱动与弈视频在同一台服务器上，推荐用默认的管道方式连接。</w:t>
+        <w:t>如果驱动与QuickNV在同一台服务器上，推荐用默认的管道方式连接。</w:t>
       </w:r>
     </w:p>
     <w:p>
@@ -257,9 +254,9 @@
       <w:r>
         <w:drawing>
           <wp:inline distT="0" distB="0" distL="114300" distR="114300">
-            <wp:extent cx="5267325" cy="3622040"/>
-            <wp:effectExtent l="0" t="0" r="0" b="6985"/>
-            <wp:docPr id="5" name="图片 4"/>
+            <wp:extent cx="5266055" cy="3905885"/>
+            <wp:effectExtent l="0" t="0" r="1270" b="8890"/>
+            <wp:docPr id="25" name="图片 11"/>
             <wp:cNvGraphicFramePr>
               <a:graphicFrameLocks xmlns:a="http://schemas.openxmlformats.org/drawingml/2006/main" noChangeAspect="1"/>
             </wp:cNvGraphicFramePr>
@@ -267,7 +264,7 @@
               <a:graphicData uri="http://schemas.openxmlformats.org/drawingml/2006/picture">
                 <pic:pic xmlns:pic="http://schemas.openxmlformats.org/drawingml/2006/picture">
                   <pic:nvPicPr>
-                    <pic:cNvPr id="5" name="图片 4"/>
+                    <pic:cNvPr id="25" name="图片 11"/>
                     <pic:cNvPicPr>
                       <a:picLocks noChangeAspect="1"/>
                     </pic:cNvPicPr>
@@ -281,7 +278,7 @@
                   <pic:spPr>
                     <a:xfrm>
                       <a:off x="0" y="0"/>
-                      <a:ext cx="5267325" cy="3622040"/>
+                      <a:ext cx="5266055" cy="3905885"/>
                     </a:xfrm>
                     <a:prstGeom prst="rect">
                       <a:avLst/>
@@ -353,9 +350,9 @@
       <w:r>
         <w:drawing>
           <wp:inline distT="0" distB="0" distL="114300" distR="114300">
-            <wp:extent cx="5269865" cy="5137150"/>
-            <wp:effectExtent l="0" t="0" r="6985" b="6350"/>
-            <wp:docPr id="6" name="图片 5"/>
+            <wp:extent cx="5268595" cy="4520565"/>
+            <wp:effectExtent l="0" t="0" r="8255" b="3810"/>
+            <wp:docPr id="11" name="图片 5"/>
             <wp:cNvGraphicFramePr>
               <a:graphicFrameLocks xmlns:a="http://schemas.openxmlformats.org/drawingml/2006/main" noChangeAspect="1"/>
             </wp:cNvGraphicFramePr>
@@ -363,7 +360,7 @@
               <a:graphicData uri="http://schemas.openxmlformats.org/drawingml/2006/picture">
                 <pic:pic xmlns:pic="http://schemas.openxmlformats.org/drawingml/2006/picture">
                   <pic:nvPicPr>
-                    <pic:cNvPr id="6" name="图片 5"/>
+                    <pic:cNvPr id="11" name="图片 5"/>
                     <pic:cNvPicPr>
                       <a:picLocks noChangeAspect="1"/>
                     </pic:cNvPicPr>
@@ -377,7 +374,7 @@
                   <pic:spPr>
                     <a:xfrm>
                       <a:off x="0" y="0"/>
-                      <a:ext cx="5269865" cy="5137150"/>
+                      <a:ext cx="5268595" cy="4520565"/>
                     </a:xfrm>
                     <a:prstGeom prst="rect">
                       <a:avLst/>
@@ -413,9 +410,9 @@
       <w:r>
         <w:drawing>
           <wp:inline distT="0" distB="0" distL="114300" distR="114300">
-            <wp:extent cx="5271135" cy="5165725"/>
-            <wp:effectExtent l="0" t="0" r="5715" b="6350"/>
-            <wp:docPr id="13" name="图片 6"/>
+            <wp:extent cx="5268595" cy="5315585"/>
+            <wp:effectExtent l="0" t="0" r="8255" b="8890"/>
+            <wp:docPr id="12" name="图片 6"/>
             <wp:cNvGraphicFramePr>
               <a:graphicFrameLocks xmlns:a="http://schemas.openxmlformats.org/drawingml/2006/main" noChangeAspect="1"/>
             </wp:cNvGraphicFramePr>
@@ -423,7 +420,7 @@
               <a:graphicData uri="http://schemas.openxmlformats.org/drawingml/2006/picture">
                 <pic:pic xmlns:pic="http://schemas.openxmlformats.org/drawingml/2006/picture">
                   <pic:nvPicPr>
-                    <pic:cNvPr id="13" name="图片 6"/>
+                    <pic:cNvPr id="12" name="图片 6"/>
                     <pic:cNvPicPr>
                       <a:picLocks noChangeAspect="1"/>
                     </pic:cNvPicPr>
@@ -437,7 +434,7 @@
                   <pic:spPr>
                     <a:xfrm>
                       <a:off x="0" y="0"/>
-                      <a:ext cx="5271135" cy="5165725"/>
+                      <a:ext cx="5268595" cy="5315585"/>
                     </a:xfrm>
                     <a:prstGeom prst="rect">
                       <a:avLst/>
@@ -515,9 +512,9 @@
       <w:r>
         <w:drawing>
           <wp:inline distT="0" distB="0" distL="114300" distR="114300">
-            <wp:extent cx="5269865" cy="3538855"/>
-            <wp:effectExtent l="0" t="0" r="6985" b="4445"/>
-            <wp:docPr id="1" name="图片 1"/>
+            <wp:extent cx="5260975" cy="3069590"/>
+            <wp:effectExtent l="0" t="0" r="6350" b="6985"/>
+            <wp:docPr id="26" name="图片 12"/>
             <wp:cNvGraphicFramePr>
               <a:graphicFrameLocks xmlns:a="http://schemas.openxmlformats.org/drawingml/2006/main" noChangeAspect="1"/>
             </wp:cNvGraphicFramePr>
@@ -525,7 +522,7 @@
               <a:graphicData uri="http://schemas.openxmlformats.org/drawingml/2006/picture">
                 <pic:pic xmlns:pic="http://schemas.openxmlformats.org/drawingml/2006/picture">
                   <pic:nvPicPr>
-                    <pic:cNvPr id="1" name="图片 1"/>
+                    <pic:cNvPr id="26" name="图片 12"/>
                     <pic:cNvPicPr>
                       <a:picLocks noChangeAspect="1"/>
                     </pic:cNvPicPr>
@@ -539,7 +536,7 @@
                   <pic:spPr>
                     <a:xfrm>
                       <a:off x="0" y="0"/>
-                      <a:ext cx="5269865" cy="3538855"/>
+                      <a:ext cx="5260975" cy="3069590"/>
                     </a:xfrm>
                     <a:prstGeom prst="rect">
                       <a:avLst/>
@@ -560,9 +557,9 @@
       <w:r>
         <w:drawing>
           <wp:inline distT="0" distB="0" distL="114300" distR="114300">
-            <wp:extent cx="5270500" cy="4110355"/>
-            <wp:effectExtent l="0" t="0" r="6350" b="4445"/>
-            <wp:docPr id="14" name="图片 7"/>
+            <wp:extent cx="5264785" cy="3917315"/>
+            <wp:effectExtent l="0" t="0" r="2540" b="6985"/>
+            <wp:docPr id="23" name="图片 9"/>
             <wp:cNvGraphicFramePr>
               <a:graphicFrameLocks xmlns:a="http://schemas.openxmlformats.org/drawingml/2006/main" noChangeAspect="1"/>
             </wp:cNvGraphicFramePr>
@@ -570,7 +567,7 @@
               <a:graphicData uri="http://schemas.openxmlformats.org/drawingml/2006/picture">
                 <pic:pic xmlns:pic="http://schemas.openxmlformats.org/drawingml/2006/picture">
                   <pic:nvPicPr>
-                    <pic:cNvPr id="14" name="图片 7"/>
+                    <pic:cNvPr id="23" name="图片 9"/>
                     <pic:cNvPicPr>
                       <a:picLocks noChangeAspect="1"/>
                     </pic:cNvPicPr>
@@ -584,7 +581,7 @@
                   <pic:spPr>
                     <a:xfrm>
                       <a:off x="0" y="0"/>
-                      <a:ext cx="5270500" cy="4110355"/>
+                      <a:ext cx="5264785" cy="3917315"/>
                     </a:xfrm>
                     <a:prstGeom prst="rect">
                       <a:avLst/>
@@ -613,16 +610,16 @@
           <w:rFonts w:hint="eastAsia"/>
           <w:lang w:val="en-US" w:eastAsia="zh-CN"/>
         </w:rPr>
-        <w:t>选择“弈视频驱动_海康网络设备”，然后填写设备的主机、端口、用户名和密码等参数，点击“下一步”按钮。</w:t>
+        <w:t>选择“QuickNV驱动_海康网络设备”，然后填写设备的主机、端口、用户名和密码等参数，点击“下一步”按钮。</w:t>
       </w:r>
     </w:p>
     <w:p>
       <w:r>
         <w:drawing>
           <wp:inline distT="0" distB="0" distL="114300" distR="114300">
-            <wp:extent cx="5268595" cy="4974590"/>
-            <wp:effectExtent l="0" t="0" r="8255" b="6985"/>
-            <wp:docPr id="18" name="图片 8"/>
+            <wp:extent cx="5271135" cy="3688715"/>
+            <wp:effectExtent l="0" t="0" r="5715" b="6985"/>
+            <wp:docPr id="37" name="图片 23"/>
             <wp:cNvGraphicFramePr>
               <a:graphicFrameLocks xmlns:a="http://schemas.openxmlformats.org/drawingml/2006/main" noChangeAspect="1"/>
             </wp:cNvGraphicFramePr>
@@ -630,7 +627,7 @@
               <a:graphicData uri="http://schemas.openxmlformats.org/drawingml/2006/picture">
                 <pic:pic xmlns:pic="http://schemas.openxmlformats.org/drawingml/2006/picture">
                   <pic:nvPicPr>
-                    <pic:cNvPr id="18" name="图片 8"/>
+                    <pic:cNvPr id="37" name="图片 23"/>
                     <pic:cNvPicPr>
                       <a:picLocks noChangeAspect="1"/>
                     </pic:cNvPicPr>
@@ -644,7 +641,7 @@
                   <pic:spPr>
                     <a:xfrm>
                       <a:off x="0" y="0"/>
-                      <a:ext cx="5268595" cy="4974590"/>
+                      <a:ext cx="5271135" cy="3688715"/>
                     </a:xfrm>
                     <a:prstGeom prst="rect">
                       <a:avLst/>
@@ -673,16 +670,25 @@
           <w:rFonts w:hint="eastAsia"/>
           <w:lang w:val="en-US" w:eastAsia="zh-CN"/>
         </w:rPr>
-        <w:t>此处会自动拉取设备的序列号作为默认编号，设备的名称作为默认名称。根据实际情况修改编号、名称和RTSP端口后，点击“导入”按钮。</w:t>
+        <w:t>此处会自动拉取设备的序列号作为默认编号，设备的名称作为默认</w:t>
+      </w:r>
+      <w:bookmarkStart w:id="0" w:name="_GoBack"/>
+      <w:bookmarkEnd w:id="0"/>
+      <w:r>
+        <w:rPr>
+          <w:rFonts w:hint="eastAsia"/>
+          <w:lang w:val="en-US" w:eastAsia="zh-CN"/>
+        </w:rPr>
+        <w:t>名称。根据实际情况修改编号、名称和RTSP端口后，点击“导入”按钮。</w:t>
       </w:r>
     </w:p>
     <w:p>
       <w:r>
         <w:drawing>
           <wp:inline distT="0" distB="0" distL="114300" distR="114300">
-            <wp:extent cx="5269865" cy="3959860"/>
-            <wp:effectExtent l="0" t="0" r="6985" b="2540"/>
-            <wp:docPr id="19" name="图片 9"/>
+            <wp:extent cx="5268595" cy="3632835"/>
+            <wp:effectExtent l="0" t="0" r="8255" b="5715"/>
+            <wp:docPr id="28" name="图片 14"/>
             <wp:cNvGraphicFramePr>
               <a:graphicFrameLocks xmlns:a="http://schemas.openxmlformats.org/drawingml/2006/main" noChangeAspect="1"/>
             </wp:cNvGraphicFramePr>
@@ -690,7 +696,7 @@
               <a:graphicData uri="http://schemas.openxmlformats.org/drawingml/2006/picture">
                 <pic:pic xmlns:pic="http://schemas.openxmlformats.org/drawingml/2006/picture">
                   <pic:nvPicPr>
-                    <pic:cNvPr id="19" name="图片 9"/>
+                    <pic:cNvPr id="28" name="图片 14"/>
                     <pic:cNvPicPr>
                       <a:picLocks noChangeAspect="1"/>
                     </pic:cNvPicPr>
@@ -704,7 +710,7 @@
                   <pic:spPr>
                     <a:xfrm>
                       <a:off x="0" y="0"/>
-                      <a:ext cx="5269865" cy="3959860"/>
+                      <a:ext cx="5268595" cy="3632835"/>
                     </a:xfrm>
                     <a:prstGeom prst="rect">
                       <a:avLst/>
@@ -761,9 +767,9 @@
       <w:r>
         <w:drawing>
           <wp:inline distT="0" distB="0" distL="114300" distR="114300">
-            <wp:extent cx="5269865" cy="3959860"/>
-            <wp:effectExtent l="0" t="0" r="6985" b="2540"/>
-            <wp:docPr id="20" name="图片 10"/>
+            <wp:extent cx="5268595" cy="3632835"/>
+            <wp:effectExtent l="0" t="0" r="8255" b="5715"/>
+            <wp:docPr id="29" name="图片 15"/>
             <wp:cNvGraphicFramePr>
               <a:graphicFrameLocks xmlns:a="http://schemas.openxmlformats.org/drawingml/2006/main" noChangeAspect="1"/>
             </wp:cNvGraphicFramePr>
@@ -771,7 +777,7 @@
               <a:graphicData uri="http://schemas.openxmlformats.org/drawingml/2006/picture">
                 <pic:pic xmlns:pic="http://schemas.openxmlformats.org/drawingml/2006/picture">
                   <pic:nvPicPr>
-                    <pic:cNvPr id="20" name="图片 10"/>
+                    <pic:cNvPr id="29" name="图片 15"/>
                     <pic:cNvPicPr>
                       <a:picLocks noChangeAspect="1"/>
                     </pic:cNvPicPr>
@@ -785,7 +791,7 @@
                   <pic:spPr>
                     <a:xfrm>
                       <a:off x="0" y="0"/>
-                      <a:ext cx="5269865" cy="3959860"/>
+                      <a:ext cx="5268595" cy="3632835"/>
                     </a:xfrm>
                     <a:prstGeom prst="rect">
                       <a:avLst/>
@@ -806,9 +812,9 @@
       <w:r>
         <w:drawing>
           <wp:inline distT="0" distB="0" distL="114300" distR="114300">
-            <wp:extent cx="5269865" cy="3959860"/>
-            <wp:effectExtent l="0" t="0" r="6985" b="2540"/>
-            <wp:docPr id="21" name="图片 11"/>
+            <wp:extent cx="5268595" cy="3632835"/>
+            <wp:effectExtent l="0" t="0" r="8255" b="5715"/>
+            <wp:docPr id="30" name="图片 16"/>
             <wp:cNvGraphicFramePr>
               <a:graphicFrameLocks xmlns:a="http://schemas.openxmlformats.org/drawingml/2006/main" noChangeAspect="1"/>
             </wp:cNvGraphicFramePr>
@@ -816,7 +822,7 @@
               <a:graphicData uri="http://schemas.openxmlformats.org/drawingml/2006/picture">
                 <pic:pic xmlns:pic="http://schemas.openxmlformats.org/drawingml/2006/picture">
                   <pic:nvPicPr>
-                    <pic:cNvPr id="21" name="图片 11"/>
+                    <pic:cNvPr id="30" name="图片 16"/>
                     <pic:cNvPicPr>
                       <a:picLocks noChangeAspect="1"/>
                     </pic:cNvPicPr>
@@ -830,7 +836,7 @@
                   <pic:spPr>
                     <a:xfrm>
                       <a:off x="0" y="0"/>
-                      <a:ext cx="5269865" cy="3959860"/>
+                      <a:ext cx="5268595" cy="3632835"/>
                     </a:xfrm>
                     <a:prstGeom prst="rect">
                       <a:avLst/>
@@ -866,9 +872,9 @@
       <w:r>
         <w:drawing>
           <wp:inline distT="0" distB="0" distL="114300" distR="114300">
-            <wp:extent cx="5269865" cy="3959860"/>
-            <wp:effectExtent l="0" t="0" r="6985" b="2540"/>
-            <wp:docPr id="22" name="图片 12"/>
+            <wp:extent cx="5268595" cy="3632835"/>
+            <wp:effectExtent l="0" t="0" r="8255" b="5715"/>
+            <wp:docPr id="31" name="图片 17"/>
             <wp:cNvGraphicFramePr>
               <a:graphicFrameLocks xmlns:a="http://schemas.openxmlformats.org/drawingml/2006/main" noChangeAspect="1"/>
             </wp:cNvGraphicFramePr>
@@ -876,7 +882,7 @@
               <a:graphicData uri="http://schemas.openxmlformats.org/drawingml/2006/picture">
                 <pic:pic xmlns:pic="http://schemas.openxmlformats.org/drawingml/2006/picture">
                   <pic:nvPicPr>
-                    <pic:cNvPr id="22" name="图片 12"/>
+                    <pic:cNvPr id="31" name="图片 17"/>
                     <pic:cNvPicPr>
                       <a:picLocks noChangeAspect="1"/>
                     </pic:cNvPicPr>
@@ -890,7 +896,7 @@
                   <pic:spPr>
                     <a:xfrm>
                       <a:off x="0" y="0"/>
-                      <a:ext cx="5269865" cy="3959860"/>
+                      <a:ext cx="5268595" cy="3632835"/>
                     </a:xfrm>
                     <a:prstGeom prst="rect">
                       <a:avLst/>
@@ -962,9 +968,9 @@
       <w:r>
         <w:drawing>
           <wp:inline distT="0" distB="0" distL="114300" distR="114300">
-            <wp:extent cx="5264150" cy="4409440"/>
-            <wp:effectExtent l="0" t="0" r="3175" b="635"/>
-            <wp:docPr id="17" name="图片 1"/>
+            <wp:extent cx="5266690" cy="6529070"/>
+            <wp:effectExtent l="0" t="0" r="635" b="5080"/>
+            <wp:docPr id="34" name="图片 20"/>
             <wp:cNvGraphicFramePr>
               <a:graphicFrameLocks xmlns:a="http://schemas.openxmlformats.org/drawingml/2006/main" noChangeAspect="1"/>
             </wp:cNvGraphicFramePr>
@@ -972,7 +978,7 @@
               <a:graphicData uri="http://schemas.openxmlformats.org/drawingml/2006/picture">
                 <pic:pic xmlns:pic="http://schemas.openxmlformats.org/drawingml/2006/picture">
                   <pic:nvPicPr>
-                    <pic:cNvPr id="17" name="图片 1"/>
+                    <pic:cNvPr id="34" name="图片 20"/>
                     <pic:cNvPicPr>
                       <a:picLocks noChangeAspect="1"/>
                     </pic:cNvPicPr>
@@ -986,7 +992,7 @@
                   <pic:spPr>
                     <a:xfrm>
                       <a:off x="0" y="0"/>
-                      <a:ext cx="5264150" cy="4409440"/>
+                      <a:ext cx="5266690" cy="6529070"/>
                     </a:xfrm>
                     <a:prstGeom prst="rect">
                       <a:avLst/>
@@ -1043,9 +1049,9 @@
       <w:r>
         <w:drawing>
           <wp:inline distT="0" distB="0" distL="114300" distR="114300">
-            <wp:extent cx="5269865" cy="3381375"/>
-            <wp:effectExtent l="0" t="0" r="6985" b="0"/>
-            <wp:docPr id="15" name="图片 2"/>
+            <wp:extent cx="5257800" cy="3382010"/>
+            <wp:effectExtent l="0" t="0" r="0" b="8890"/>
+            <wp:docPr id="35" name="图片 21"/>
             <wp:cNvGraphicFramePr>
               <a:graphicFrameLocks xmlns:a="http://schemas.openxmlformats.org/drawingml/2006/main" noChangeAspect="1"/>
             </wp:cNvGraphicFramePr>
@@ -1053,7 +1059,7 @@
               <a:graphicData uri="http://schemas.openxmlformats.org/drawingml/2006/picture">
                 <pic:pic xmlns:pic="http://schemas.openxmlformats.org/drawingml/2006/picture">
                   <pic:nvPicPr>
-                    <pic:cNvPr id="15" name="图片 2"/>
+                    <pic:cNvPr id="35" name="图片 21"/>
                     <pic:cNvPicPr>
                       <a:picLocks noChangeAspect="1"/>
                     </pic:cNvPicPr>
@@ -1067,7 +1073,7 @@
                   <pic:spPr>
                     <a:xfrm>
                       <a:off x="0" y="0"/>
-                      <a:ext cx="5269865" cy="3381375"/>
+                      <a:ext cx="5257800" cy="3382010"/>
                     </a:xfrm>
                     <a:prstGeom prst="rect">
                       <a:avLst/>
@@ -1094,9 +1100,9 @@
       <w:r>
         <w:drawing>
           <wp:inline distT="0" distB="0" distL="114300" distR="114300">
-            <wp:extent cx="5269865" cy="3381375"/>
-            <wp:effectExtent l="0" t="0" r="6985" b="0"/>
-            <wp:docPr id="16" name="图片 3"/>
+            <wp:extent cx="5257800" cy="4053205"/>
+            <wp:effectExtent l="0" t="0" r="0" b="4445"/>
+            <wp:docPr id="36" name="图片 22"/>
             <wp:cNvGraphicFramePr>
               <a:graphicFrameLocks xmlns:a="http://schemas.openxmlformats.org/drawingml/2006/main" noChangeAspect="1"/>
             </wp:cNvGraphicFramePr>
@@ -1104,7 +1110,7 @@
               <a:graphicData uri="http://schemas.openxmlformats.org/drawingml/2006/picture">
                 <pic:pic xmlns:pic="http://schemas.openxmlformats.org/drawingml/2006/picture">
                   <pic:nvPicPr>
-                    <pic:cNvPr id="16" name="图片 3"/>
+                    <pic:cNvPr id="36" name="图片 22"/>
                     <pic:cNvPicPr>
                       <a:picLocks noChangeAspect="1"/>
                     </pic:cNvPicPr>
@@ -1118,7 +1124,7 @@
                   <pic:spPr>
                     <a:xfrm>
                       <a:off x="0" y="0"/>
-                      <a:ext cx="5269865" cy="3381375"/>
+                      <a:ext cx="5257800" cy="4053205"/>
                     </a:xfrm>
                     <a:prstGeom prst="rect">
                       <a:avLst/>
